--- a/10_Detailed_Design_Sequence_Diagrams.docx
+++ b/10_Detailed_Design_Sequence_Diagrams.docx
@@ -9,10 +9,9 @@
       </w:pPr>
       <w:r>
         <w:rPr>
-          <w:rFonts w:ascii="Times New Roman" w:hAnsi="Times New Roman" w:eastAsia="Times New Roman"/>
+          <w:rFonts w:ascii="Times New Roman" w:hAnsi="Times New Roman"/>
           <w:b/>
-          <w:color w:val="000000"/>
-          <w:sz w:val="30"/>
+          <w:sz w:val="32"/>
         </w:rPr>
         <w:t>EVENT MANAGEMENT SYSTEM</w:t>
       </w:r>
@@ -24,10 +23,9 @@
       </w:pPr>
       <w:r>
         <w:rPr>
-          <w:rFonts w:ascii="Times New Roman" w:hAnsi="Times New Roman" w:eastAsia="Times New Roman"/>
+          <w:rFonts w:ascii="Times New Roman" w:hAnsi="Times New Roman"/>
           <w:b/>
-          <w:color w:val="000000"/>
-          <w:sz w:val="25"/>
+          <w:sz w:val="26"/>
         </w:rPr>
         <w:t>10. Detailed Design</w:t>
       </w:r>
@@ -39,10 +37,8 @@
       </w:pPr>
       <w:r>
         <w:rPr>
-          <w:rFonts w:ascii="Times New Roman" w:hAnsi="Times New Roman" w:eastAsia="Times New Roman"/>
-          <w:b w:val="0"/>
-          <w:color w:val="000000"/>
-          <w:sz w:val="18"/>
+          <w:rFonts w:ascii="Times New Roman" w:hAnsi="Times New Roman"/>
+          <w:sz w:val="22"/>
         </w:rPr>
         <w:t>Team E7</w:t>
       </w:r>
@@ -53,6 +49,10 @@
         <w:jc w:val="center"/>
       </w:pPr>
       <w:r>
+        <w:rPr>
+          <w:rFonts w:ascii="Times New Roman" w:hAnsi="Times New Roman"/>
+          <w:sz w:val="22"/>
+        </w:rPr>
         <w:t>Saketh Narayanam – PES1UG24CS292 | Neeraj R Gowda – PES1UG24CS295 | Likhith Reddy M – PES1UG24CS282 | N. Adil Ahmed – PES1UG24CS285</w:t>
       </w:r>
     </w:p>
@@ -161,6 +161,10 @@
         <w:t>Figure: Sequence Diagram for User Login</w:t>
       </w:r>
       <w:r>
+        <w:rPr>
+          <w:rFonts w:ascii="Times New Roman" w:hAnsi="Times New Roman"/>
+          <w:sz w:val="22"/>
+        </w:rPr>
         <w:br w:type="page"/>
       </w:r>
     </w:p>
@@ -235,6 +239,80 @@
           <w:sz w:val="23"/>
         </w:rPr>
         <w:t>Figure: Sequence Diagram for Event Registration</w:t>
+      </w:r>
+    </w:p>
+    <w:p>
+      <w:pPr/>
+      <w:r>
+        <w:rPr>
+          <w:rFonts w:ascii="Times New Roman" w:hAnsi="Times New Roman"/>
+          <w:b/>
+          <w:sz w:val="25"/>
+        </w:rPr>
+        <w:t>Registration Sequence – Validation Conditions</w:t>
+      </w:r>
+    </w:p>
+    <w:p>
+      <w:r>
+        <w:rPr>
+          <w:rFonts w:ascii="Times New Roman" w:hAnsi="Times New Roman"/>
+          <w:sz w:val="23"/>
+        </w:rPr>
+        <w:t>• The API verifies that the user is authenticated before registration is attempted.</w:t>
+      </w:r>
+    </w:p>
+    <w:p>
+      <w:r>
+        <w:rPr>
+          <w:rFonts w:ascii="Times New Roman" w:hAnsi="Times New Roman"/>
+          <w:sz w:val="23"/>
+        </w:rPr>
+        <w:t>• The event is checked for existence and availability.</w:t>
+      </w:r>
+    </w:p>
+    <w:p>
+      <w:r>
+        <w:rPr>
+          <w:rFonts w:ascii="Times New Roman" w:hAnsi="Times New Roman"/>
+          <w:sz w:val="23"/>
+        </w:rPr>
+        <w:t>• The current registration count is compared with the configured event capacity.</w:t>
+      </w:r>
+    </w:p>
+    <w:p>
+      <w:r>
+        <w:rPr>
+          <w:rFonts w:ascii="Times New Roman" w:hAnsi="Times New Roman"/>
+          <w:sz w:val="23"/>
+        </w:rPr>
+        <w:t>• The system checks whether the user already has a registration for the event.</w:t>
+      </w:r>
+    </w:p>
+    <w:p>
+      <w:r>
+        <w:rPr>
+          <w:rFonts w:ascii="Times New Roman" w:hAnsi="Times New Roman"/>
+          <w:sz w:val="23"/>
+        </w:rPr>
+        <w:t>• Only after all checks pass is the registration created and confirmation returned.</w:t>
+      </w:r>
+    </w:p>
+    <w:p>
+      <w:r>
+        <w:rPr>
+          <w:rFonts w:ascii="Times New Roman" w:hAnsi="Times New Roman"/>
+          <w:sz w:val="23"/>
+        </w:rPr>
+        <w:t>• If any validation fails, the API returns an appropriate error and does not create an invalid registration.</w:t>
+      </w:r>
+    </w:p>
+    <w:p>
+      <w:r>
+        <w:rPr>
+          <w:rFonts w:ascii="Times New Roman" w:hAnsi="Times New Roman"/>
+          <w:sz w:val="23"/>
+        </w:rPr>
+        <w:t>The login sequence primarily supports FR-01, SEC-01, SEC-02, and SEC-04. The event-registration sequence supports FR-04, FR-05, FR-06, NFR-02, and NFR-06.</w:t>
       </w:r>
     </w:p>
     <w:sectPr>
